--- a/Kubernetes/Kubernetes.docx
+++ b/Kubernetes/Kubernetes.docx
@@ -3346,6 +3346,36 @@
     </w:p>
     <w:p>
       <w:pPr>
+        <w:spacing w:line="240" w:lineRule="auto"/>
+        <w:jc w:val="both"/>
+      </w:pPr>
+    </w:p>
+    <w:p>
+      <w:pPr>
+        <w:spacing w:line="240" w:lineRule="auto"/>
+        <w:jc w:val="both"/>
+      </w:pPr>
+    </w:p>
+    <w:p>
+      <w:pPr>
+        <w:spacing w:line="240" w:lineRule="auto"/>
+        <w:jc w:val="both"/>
+      </w:pPr>
+    </w:p>
+    <w:p>
+      <w:pPr>
+        <w:spacing w:line="240" w:lineRule="auto"/>
+        <w:jc w:val="both"/>
+      </w:pPr>
+    </w:p>
+    <w:p>
+      <w:pPr>
+        <w:spacing w:line="240" w:lineRule="auto"/>
+        <w:jc w:val="both"/>
+      </w:pPr>
+    </w:p>
+    <w:p>
+      <w:pPr>
         <w:pStyle w:val="3"/>
       </w:pPr>
       <w:r>
@@ -3354,120 +3384,1240 @@
     </w:p>
     <w:p>
       <w:pPr>
+        <w:rPr>
+          <w:rFonts w:hint="default"/>
+          <w:lang w:val="en-US"/>
+        </w:rPr>
+      </w:pPr>
+      <w:r>
+        <w:rPr>
+          <w:rFonts w:hint="default"/>
+          <w:lang w:val="en-US"/>
+        </w:rPr>
+        <w:t>ClusterIP Service</w:t>
+      </w:r>
+    </w:p>
+    <w:p>
+      <w:pPr>
+        <w:rPr>
+          <w:rFonts w:hint="default"/>
+          <w:lang w:val="en-US"/>
+        </w:rPr>
+      </w:pPr>
+      <w:r>
+        <w:rPr>
+          <w:rFonts w:hint="default"/>
+          <w:lang w:val="en-US"/>
+        </w:rPr>
+        <w:t>NodePort Service</w:t>
+      </w:r>
+    </w:p>
+    <w:p>
+      <w:pPr>
+        <w:rPr>
+          <w:rFonts w:hint="default"/>
+          <w:lang w:val="en-US"/>
+        </w:rPr>
+      </w:pPr>
+      <w:r>
+        <w:rPr>
+          <w:rFonts w:hint="default"/>
+          <w:lang w:val="en-US"/>
+        </w:rPr>
+        <w:t>Load Balancer service</w:t>
+      </w:r>
+    </w:p>
+    <w:p>
+      <w:pPr>
+        <w:pStyle w:val="4"/>
+        <w:bidi w:val="0"/>
+        <w:rPr>
+          <w:rFonts w:hint="default"/>
+          <w:lang w:val="en-US"/>
+        </w:rPr>
+      </w:pPr>
+      <w:r>
+        <w:rPr>
+          <w:rFonts w:hint="default"/>
+          <w:lang w:val="en-US"/>
+        </w:rPr>
+        <w:t>ClusterIP service:</w:t>
+      </w:r>
+    </w:p>
+    <w:p>
+      <w:pPr>
+        <w:rPr>
+          <w:rFonts w:hint="default"/>
+          <w:lang w:val="en-US"/>
+        </w:rPr>
+      </w:pPr>
+      <w:r>
+        <w:rPr>
+          <w:rFonts w:hint="default"/>
+          <w:lang w:val="en-US"/>
+        </w:rPr>
+        <w:t>[root@ip-10-20-10-33 ec2-user]# cat clusterip_service.yaml</w:t>
+      </w:r>
+    </w:p>
+    <w:p>
+      <w:pPr>
+        <w:rPr>
+          <w:rFonts w:hint="default"/>
+          <w:lang w:val="en-US"/>
+        </w:rPr>
+      </w:pPr>
+      <w:r>
+        <w:rPr>
+          <w:rFonts w:hint="default"/>
+          <w:lang w:val="en-US"/>
+        </w:rPr>
+        <w:t>apiVersion: apps/v1</w:t>
+      </w:r>
+    </w:p>
+    <w:p>
+      <w:pPr>
+        <w:rPr>
+          <w:rFonts w:hint="default"/>
+          <w:lang w:val="en-US"/>
+        </w:rPr>
+      </w:pPr>
+      <w:r>
+        <w:rPr>
+          <w:rFonts w:hint="default"/>
+          <w:lang w:val="en-US"/>
+        </w:rPr>
+        <w:t>kind: Deployment</w:t>
+      </w:r>
+    </w:p>
+    <w:p>
+      <w:pPr>
+        <w:rPr>
+          <w:rFonts w:hint="default"/>
+          <w:lang w:val="en-US"/>
+        </w:rPr>
+      </w:pPr>
+      <w:r>
+        <w:rPr>
+          <w:rFonts w:hint="default"/>
+          <w:lang w:val="en-US"/>
+        </w:rPr>
+        <w:t>metadata:</w:t>
+      </w:r>
+    </w:p>
+    <w:p>
+      <w:pPr>
+        <w:rPr>
+          <w:rFonts w:hint="default"/>
+          <w:lang w:val="en-US"/>
+        </w:rPr>
+      </w:pPr>
+      <w:r>
+        <w:rPr>
+          <w:rFonts w:hint="default"/>
+          <w:lang w:val="en-US"/>
+        </w:rPr>
+        <w:t xml:space="preserve">  name: deploymnet-demo</w:t>
+      </w:r>
+    </w:p>
+    <w:p>
+      <w:pPr>
+        <w:rPr>
+          <w:rFonts w:hint="default"/>
+          <w:lang w:val="en-US"/>
+        </w:rPr>
+      </w:pPr>
+      <w:r>
+        <w:rPr>
+          <w:rFonts w:hint="default"/>
+          <w:lang w:val="en-US"/>
+        </w:rPr>
+        <w:t xml:space="preserve">  labels:</w:t>
+      </w:r>
+    </w:p>
+    <w:p>
+      <w:pPr>
+        <w:rPr>
+          <w:rFonts w:hint="default"/>
+          <w:lang w:val="en-US"/>
+        </w:rPr>
+      </w:pPr>
+      <w:r>
+        <w:rPr>
+          <w:rFonts w:hint="default"/>
+          <w:lang w:val="en-US"/>
+        </w:rPr>
+        <w:t xml:space="preserve">    type: clusterip-demo</w:t>
+      </w:r>
+    </w:p>
+    <w:p>
+      <w:pPr>
+        <w:rPr>
+          <w:rFonts w:hint="default"/>
+          <w:lang w:val="en-US"/>
+        </w:rPr>
+      </w:pPr>
+      <w:r>
+        <w:rPr>
+          <w:rFonts w:hint="default"/>
+          <w:lang w:val="en-US"/>
+        </w:rPr>
+        <w:t xml:space="preserve">    client: ynd</w:t>
+      </w:r>
+    </w:p>
+    <w:p>
+      <w:pPr>
+        <w:rPr>
+          <w:rFonts w:hint="default"/>
+          <w:lang w:val="en-US"/>
+        </w:rPr>
+      </w:pPr>
+      <w:r>
+        <w:rPr>
+          <w:rFonts w:hint="default"/>
+          <w:lang w:val="en-US"/>
+        </w:rPr>
+        <w:t>spec:</w:t>
+      </w:r>
+    </w:p>
+    <w:p>
+      <w:pPr>
+        <w:rPr>
+          <w:rFonts w:hint="default"/>
+          <w:lang w:val="en-US"/>
+        </w:rPr>
+      </w:pPr>
+      <w:r>
+        <w:rPr>
+          <w:rFonts w:hint="default"/>
+          <w:lang w:val="en-US"/>
+        </w:rPr>
+        <w:t xml:space="preserve">  replicas: 4</w:t>
+      </w:r>
+    </w:p>
+    <w:p>
+      <w:pPr>
+        <w:rPr>
+          <w:rFonts w:hint="default"/>
+          <w:lang w:val="en-US"/>
+        </w:rPr>
+      </w:pPr>
+      <w:r>
+        <w:rPr>
+          <w:rFonts w:hint="default"/>
+          <w:lang w:val="en-US"/>
+        </w:rPr>
+        <w:t xml:space="preserve">  selector:</w:t>
+      </w:r>
+    </w:p>
+    <w:p>
+      <w:pPr>
+        <w:rPr>
+          <w:rFonts w:hint="default"/>
+          <w:lang w:val="en-US"/>
+        </w:rPr>
+      </w:pPr>
+      <w:r>
+        <w:rPr>
+          <w:rFonts w:hint="default"/>
+          <w:lang w:val="en-US"/>
+        </w:rPr>
+        <w:t xml:space="preserve">    matchLabels:</w:t>
+      </w:r>
+    </w:p>
+    <w:p>
+      <w:pPr>
+        <w:rPr>
+          <w:rFonts w:hint="default"/>
+          <w:lang w:val="en-US"/>
+        </w:rPr>
+      </w:pPr>
+      <w:r>
+        <w:rPr>
+          <w:rFonts w:hint="default"/>
+          <w:lang w:val="en-US"/>
+        </w:rPr>
+        <w:t xml:space="preserve">      type: clusterip-demo</w:t>
+      </w:r>
+    </w:p>
+    <w:p>
+      <w:pPr>
+        <w:rPr>
+          <w:rFonts w:hint="default"/>
+          <w:lang w:val="en-US"/>
+        </w:rPr>
+      </w:pPr>
+      <w:r>
+        <w:rPr>
+          <w:rFonts w:hint="default"/>
+          <w:lang w:val="en-US"/>
+        </w:rPr>
+        <w:t xml:space="preserve">      client: ynd</w:t>
+      </w:r>
+    </w:p>
+    <w:p>
+      <w:pPr>
+        <w:rPr>
+          <w:rFonts w:hint="default"/>
+          <w:lang w:val="en-US"/>
+        </w:rPr>
+      </w:pPr>
+      <w:r>
+        <w:rPr>
+          <w:rFonts w:hint="default"/>
+          <w:lang w:val="en-US"/>
+        </w:rPr>
+        <w:t xml:space="preserve">  template:</w:t>
+      </w:r>
+    </w:p>
+    <w:p>
+      <w:pPr>
+        <w:rPr>
+          <w:rFonts w:hint="default"/>
+          <w:lang w:val="en-US"/>
+        </w:rPr>
+      </w:pPr>
+      <w:r>
+        <w:rPr>
+          <w:rFonts w:hint="default"/>
+          <w:lang w:val="en-US"/>
+        </w:rPr>
+        <w:t xml:space="preserve">    metadata:</w:t>
+      </w:r>
+    </w:p>
+    <w:p>
+      <w:pPr>
+        <w:rPr>
+          <w:rFonts w:hint="default"/>
+          <w:lang w:val="en-US"/>
+        </w:rPr>
+      </w:pPr>
+      <w:r>
+        <w:rPr>
+          <w:rFonts w:hint="default"/>
+          <w:lang w:val="en-US"/>
+        </w:rPr>
+        <w:t xml:space="preserve">      labels:</w:t>
+      </w:r>
+    </w:p>
+    <w:p>
+      <w:pPr>
+        <w:rPr>
+          <w:rFonts w:hint="default"/>
+          <w:lang w:val="en-US"/>
+        </w:rPr>
+      </w:pPr>
+      <w:r>
+        <w:rPr>
+          <w:rFonts w:hint="default"/>
+          <w:lang w:val="en-US"/>
+        </w:rPr>
+        <w:t xml:space="preserve">        type: clusterip-demo</w:t>
+      </w:r>
+    </w:p>
+    <w:p>
+      <w:pPr>
+        <w:rPr>
+          <w:rFonts w:hint="default"/>
+          <w:lang w:val="en-US"/>
+        </w:rPr>
+      </w:pPr>
+      <w:r>
+        <w:rPr>
+          <w:rFonts w:hint="default"/>
+          <w:lang w:val="en-US"/>
+        </w:rPr>
+        <w:t xml:space="preserve">        client: ynd</w:t>
+      </w:r>
+    </w:p>
+    <w:p>
+      <w:pPr>
+        <w:rPr>
+          <w:rFonts w:hint="default"/>
+          <w:lang w:val="en-US"/>
+        </w:rPr>
+      </w:pPr>
+      <w:r>
+        <w:rPr>
+          <w:rFonts w:hint="default"/>
+          <w:lang w:val="en-US"/>
+        </w:rPr>
+        <w:t xml:space="preserve">    spec:</w:t>
+      </w:r>
+    </w:p>
+    <w:p>
+      <w:pPr>
+        <w:rPr>
+          <w:rFonts w:hint="default"/>
+          <w:lang w:val="en-US"/>
+        </w:rPr>
+      </w:pPr>
+      <w:r>
+        <w:rPr>
+          <w:rFonts w:hint="default"/>
+          <w:lang w:val="en-US"/>
+        </w:rPr>
+        <w:t xml:space="preserve">      containers:</w:t>
+      </w:r>
+    </w:p>
+    <w:p>
+      <w:pPr>
+        <w:rPr>
+          <w:rFonts w:hint="default"/>
+          <w:lang w:val="en-US"/>
+        </w:rPr>
+      </w:pPr>
+      <w:r>
+        <w:rPr>
+          <w:rFonts w:hint="default"/>
+          <w:lang w:val="en-US"/>
+        </w:rPr>
+        <w:t xml:space="preserve">        - name: nginx-cont</w:t>
+      </w:r>
+    </w:p>
+    <w:p>
+      <w:pPr>
+        <w:rPr>
+          <w:rFonts w:hint="default"/>
+          <w:lang w:val="en-US"/>
+        </w:rPr>
+      </w:pPr>
+      <w:r>
+        <w:rPr>
+          <w:rFonts w:hint="default"/>
+          <w:lang w:val="en-US"/>
+        </w:rPr>
+        <w:t xml:space="preserve">          image: nginx:latest</w:t>
+      </w:r>
+    </w:p>
+    <w:p>
+      <w:pPr>
+        <w:rPr>
+          <w:rFonts w:hint="default"/>
+          <w:lang w:val="en-US"/>
+        </w:rPr>
+      </w:pPr>
+      <w:r>
+        <w:rPr>
+          <w:rFonts w:hint="default"/>
+          <w:lang w:val="en-US"/>
+        </w:rPr>
+        <w:t>---</w:t>
+      </w:r>
+    </w:p>
+    <w:p>
+      <w:pPr>
+        <w:rPr>
+          <w:rFonts w:hint="default"/>
+          <w:lang w:val="en-US"/>
+        </w:rPr>
+      </w:pPr>
+      <w:r>
+        <w:rPr>
+          <w:rFonts w:hint="default"/>
+          <w:lang w:val="en-US"/>
+        </w:rPr>
+        <w:t>apiVersion: v1</w:t>
+      </w:r>
+    </w:p>
+    <w:p>
+      <w:pPr>
+        <w:rPr>
+          <w:rFonts w:hint="default"/>
+          <w:lang w:val="en-US"/>
+        </w:rPr>
+      </w:pPr>
+      <w:r>
+        <w:rPr>
+          <w:rFonts w:hint="default"/>
+          <w:lang w:val="en-US"/>
+        </w:rPr>
+        <w:t>kind: Service</w:t>
+      </w:r>
+    </w:p>
+    <w:p>
+      <w:pPr>
+        <w:rPr>
+          <w:rFonts w:hint="default"/>
+          <w:lang w:val="en-US"/>
+        </w:rPr>
+      </w:pPr>
+      <w:r>
+        <w:rPr>
+          <w:rFonts w:hint="default"/>
+          <w:lang w:val="en-US"/>
+        </w:rPr>
+        <w:t>metadata:</w:t>
+      </w:r>
+    </w:p>
+    <w:p>
+      <w:pPr>
+        <w:rPr>
+          <w:rFonts w:hint="default"/>
+          <w:lang w:val="en-US"/>
+        </w:rPr>
+      </w:pPr>
+      <w:r>
+        <w:rPr>
+          <w:rFonts w:hint="default"/>
+          <w:lang w:val="en-US"/>
+        </w:rPr>
+        <w:t xml:space="preserve">  name: clusteripservice</w:t>
+      </w:r>
+    </w:p>
+    <w:p>
+      <w:pPr>
+        <w:rPr>
+          <w:rFonts w:hint="default"/>
+          <w:lang w:val="en-US"/>
+        </w:rPr>
+      </w:pPr>
+      <w:r>
+        <w:rPr>
+          <w:rFonts w:hint="default"/>
+          <w:lang w:val="en-US"/>
+        </w:rPr>
+        <w:t xml:space="preserve">  labels:</w:t>
+      </w:r>
+    </w:p>
+    <w:p>
+      <w:pPr>
+        <w:rPr>
+          <w:rFonts w:hint="default"/>
+          <w:lang w:val="en-US"/>
+        </w:rPr>
+      </w:pPr>
+      <w:r>
+        <w:rPr>
+          <w:rFonts w:hint="default"/>
+          <w:lang w:val="en-US"/>
+        </w:rPr>
+        <w:t xml:space="preserve">    type: clusterip-demo</w:t>
+      </w:r>
+    </w:p>
+    <w:p>
+      <w:pPr>
+        <w:rPr>
+          <w:rFonts w:hint="default"/>
+          <w:lang w:val="en-US"/>
+        </w:rPr>
+      </w:pPr>
+      <w:r>
+        <w:rPr>
+          <w:rFonts w:hint="default"/>
+          <w:lang w:val="en-US"/>
+        </w:rPr>
+        <w:t xml:space="preserve">    client: ynd</w:t>
+      </w:r>
+    </w:p>
+    <w:p>
+      <w:pPr>
+        <w:rPr>
+          <w:rFonts w:hint="default"/>
+          <w:lang w:val="en-US"/>
+        </w:rPr>
+      </w:pPr>
+      <w:r>
+        <w:rPr>
+          <w:rFonts w:hint="default"/>
+          <w:lang w:val="en-US"/>
+        </w:rPr>
+        <w:t>spec:</w:t>
+      </w:r>
+    </w:p>
+    <w:p>
+      <w:pPr>
+        <w:rPr>
+          <w:rFonts w:hint="default"/>
+          <w:lang w:val="en-US"/>
+        </w:rPr>
+      </w:pPr>
+      <w:r>
+        <w:rPr>
+          <w:rFonts w:hint="default"/>
+          <w:lang w:val="en-US"/>
+        </w:rPr>
+        <w:t xml:space="preserve">  type: ClusterIP</w:t>
+      </w:r>
+    </w:p>
+    <w:p>
+      <w:pPr>
+        <w:rPr>
+          <w:rFonts w:hint="default"/>
+          <w:lang w:val="en-US"/>
+        </w:rPr>
+      </w:pPr>
+      <w:r>
+        <w:rPr>
+          <w:rFonts w:hint="default"/>
+          <w:lang w:val="en-US"/>
+        </w:rPr>
+        <w:t xml:space="preserve">  selector:</w:t>
+      </w:r>
+    </w:p>
+    <w:p>
+      <w:pPr>
+        <w:rPr>
+          <w:rFonts w:hint="default"/>
+          <w:lang w:val="en-US"/>
+        </w:rPr>
+      </w:pPr>
+      <w:r>
+        <w:rPr>
+          <w:rFonts w:hint="default"/>
+          <w:lang w:val="en-US"/>
+        </w:rPr>
+        <w:t xml:space="preserve">    type: clusterip-demo</w:t>
+      </w:r>
+    </w:p>
+    <w:p>
+      <w:pPr>
+        <w:rPr>
+          <w:rFonts w:hint="default"/>
+          <w:lang w:val="en-US"/>
+        </w:rPr>
+      </w:pPr>
+      <w:r>
+        <w:rPr>
+          <w:rFonts w:hint="default"/>
+          <w:lang w:val="en-US"/>
+        </w:rPr>
+        <w:t xml:space="preserve">    client: ynd</w:t>
+      </w:r>
+    </w:p>
+    <w:p>
+      <w:pPr>
+        <w:rPr>
+          <w:rFonts w:hint="default"/>
+          <w:lang w:val="en-US"/>
+        </w:rPr>
+      </w:pPr>
+      <w:r>
+        <w:rPr>
+          <w:rFonts w:hint="default"/>
+          <w:lang w:val="en-US"/>
+        </w:rPr>
+        <w:t xml:space="preserve">  ports:</w:t>
+      </w:r>
+    </w:p>
+    <w:p>
+      <w:pPr>
+        <w:rPr>
+          <w:rFonts w:hint="default"/>
+          <w:lang w:val="en-US"/>
+        </w:rPr>
+      </w:pPr>
+      <w:r>
+        <w:rPr>
+          <w:rFonts w:hint="default"/>
+          <w:lang w:val="en-US"/>
+        </w:rPr>
+        <w:t xml:space="preserve">    - port: 80</w:t>
+      </w:r>
+    </w:p>
+    <w:p>
+      <w:pPr>
+        <w:rPr>
+          <w:rFonts w:hint="default"/>
+          <w:lang w:val="en-US"/>
+        </w:rPr>
+      </w:pPr>
+      <w:r>
+        <w:rPr>
+          <w:rFonts w:hint="default"/>
+          <w:lang w:val="en-US"/>
+        </w:rPr>
+        <w:t xml:space="preserve">      targetPort: 80</w:t>
+      </w:r>
+    </w:p>
+    <w:p>
+      <w:pPr>
+        <w:rPr>
+          <w:rFonts w:hint="default"/>
+          <w:lang w:val="en-US"/>
+        </w:rPr>
+      </w:pPr>
+    </w:p>
+    <w:p>
+      <w:pPr>
+        <w:rPr>
+          <w:rFonts w:hint="default"/>
+          <w:lang w:val="en-US"/>
+        </w:rPr>
+      </w:pPr>
+    </w:p>
+    <w:p>
+      <w:pPr>
         <w:spacing w:line="240" w:lineRule="auto"/>
         <w:jc w:val="both"/>
       </w:pPr>
-      <w:r>
-        <w:drawing>
-          <wp:inline distT="0" distB="0" distL="0" distR="0">
-            <wp:extent cx="5943600" cy="2932430"/>
-            <wp:effectExtent l="0" t="0" r="0" b="1270"/>
-            <wp:docPr id="890031578" name="Picture 1"/>
-            <wp:cNvGraphicFramePr>
-              <a:graphicFrameLocks xmlns:a="http://schemas.openxmlformats.org/drawingml/2006/main" noChangeAspect="1"/>
-            </wp:cNvGraphicFramePr>
-            <a:graphic xmlns:a="http://schemas.openxmlformats.org/drawingml/2006/main">
-              <a:graphicData uri="http://schemas.openxmlformats.org/drawingml/2006/picture">
-                <pic:pic xmlns:pic="http://schemas.openxmlformats.org/drawingml/2006/picture">
-                  <pic:nvPicPr>
-                    <pic:cNvPr id="890031578" name="Picture 1"/>
-                    <pic:cNvPicPr>
-                      <a:picLocks noChangeAspect="1"/>
-                    </pic:cNvPicPr>
-                  </pic:nvPicPr>
-                  <pic:blipFill>
-                    <a:blip r:embed="rId7"/>
-                    <a:stretch>
-                      <a:fillRect/>
-                    </a:stretch>
-                  </pic:blipFill>
-                  <pic:spPr>
-                    <a:xfrm>
-                      <a:off x="0" y="0"/>
-                      <a:ext cx="5943600" cy="2932430"/>
-                    </a:xfrm>
-                    <a:prstGeom prst="rect">
-                      <a:avLst/>
-                    </a:prstGeom>
-                  </pic:spPr>
-                </pic:pic>
-              </a:graphicData>
-            </a:graphic>
-          </wp:inline>
-        </w:drawing>
-      </w:r>
-    </w:p>
-    <w:p>
-      <w:pPr>
-        <w:spacing w:line="240" w:lineRule="auto"/>
+    </w:p>
+    <w:p>
+      <w:pPr>
+        <w:spacing w:line="240" w:lineRule="auto"/>
+      </w:pPr>
+    </w:p>
+    <w:p>
+      <w:pPr>
+        <w:spacing w:line="240" w:lineRule="auto"/>
+      </w:pPr>
+    </w:p>
+    <w:p>
+      <w:pPr>
+        <w:spacing w:line="240" w:lineRule="auto"/>
+        <w:jc w:val="center"/>
+      </w:pPr>
+    </w:p>
+    <w:p>
+      <w:pPr>
+        <w:spacing w:line="240" w:lineRule="auto"/>
+      </w:pPr>
+    </w:p>
+    <w:p>
+      <w:pPr>
+        <w:spacing w:line="240" w:lineRule="auto"/>
+      </w:pPr>
+    </w:p>
+    <w:p>
+      <w:pPr>
+        <w:pStyle w:val="3"/>
+        <w:bidi w:val="0"/>
+        <w:rPr>
+          <w:rFonts w:hint="default"/>
+          <w:lang w:val="en-US"/>
+        </w:rPr>
+      </w:pPr>
+      <w:r>
+        <w:rPr>
+          <w:rFonts w:hint="default"/>
+          <w:lang w:val="en-US"/>
+        </w:rPr>
+        <w:t>Secret:</w:t>
+      </w:r>
+    </w:p>
+    <w:p>
+      <w:pPr>
+        <w:spacing w:line="240" w:lineRule="auto"/>
+        <w:rPr>
+          <w:rFonts w:hint="default"/>
+          <w:lang w:val="en-US"/>
+        </w:rPr>
+      </w:pPr>
+      <w:r>
+        <w:rPr>
+          <w:rFonts w:hint="default"/>
+          <w:lang w:val="en-US"/>
+        </w:rPr>
+        <w:t>[root@ip-10-20-10-27 ec2-user]# cat secret.yaml</w:t>
+      </w:r>
+    </w:p>
+    <w:p>
+      <w:pPr>
+        <w:spacing w:line="240" w:lineRule="auto"/>
+        <w:rPr>
+          <w:rFonts w:hint="default"/>
+          <w:lang w:val="en-US"/>
+        </w:rPr>
+      </w:pPr>
+      <w:r>
+        <w:rPr>
+          <w:rFonts w:hint="default"/>
+          <w:lang w:val="en-US"/>
+        </w:rPr>
+        <w:t>apiVersion: v1</w:t>
+      </w:r>
+    </w:p>
+    <w:p>
+      <w:pPr>
+        <w:spacing w:line="240" w:lineRule="auto"/>
+        <w:rPr>
+          <w:rFonts w:hint="default"/>
+          <w:lang w:val="en-US"/>
+        </w:rPr>
+      </w:pPr>
+      <w:r>
+        <w:rPr>
+          <w:rFonts w:hint="default"/>
+          <w:lang w:val="en-US"/>
+        </w:rPr>
+        <w:t>kind: Secret</w:t>
+      </w:r>
+    </w:p>
+    <w:p>
+      <w:pPr>
+        <w:spacing w:line="240" w:lineRule="auto"/>
+        <w:rPr>
+          <w:rFonts w:hint="default"/>
+          <w:lang w:val="en-US"/>
+        </w:rPr>
+      </w:pPr>
+      <w:r>
+        <w:rPr>
+          <w:rFonts w:hint="default"/>
+          <w:lang w:val="en-US"/>
+        </w:rPr>
+        <w:t>metadata:</w:t>
+      </w:r>
+    </w:p>
+    <w:p>
+      <w:pPr>
+        <w:spacing w:line="240" w:lineRule="auto"/>
+        <w:rPr>
+          <w:rFonts w:hint="default"/>
+          <w:lang w:val="en-US"/>
+        </w:rPr>
+      </w:pPr>
+      <w:r>
+        <w:rPr>
+          <w:rFonts w:hint="default"/>
+          <w:lang w:val="en-US"/>
+        </w:rPr>
+        <w:t xml:space="preserve">  name: mysecret</w:t>
+      </w:r>
+    </w:p>
+    <w:p>
+      <w:pPr>
+        <w:spacing w:line="240" w:lineRule="auto"/>
+        <w:rPr>
+          <w:rFonts w:hint="default"/>
+          <w:lang w:val="en-US"/>
+        </w:rPr>
+      </w:pPr>
+      <w:r>
+        <w:rPr>
+          <w:rFonts w:hint="default"/>
+          <w:lang w:val="en-US"/>
+        </w:rPr>
+        <w:t>type: Opaque</w:t>
+      </w:r>
+    </w:p>
+    <w:p>
+      <w:pPr>
+        <w:spacing w:line="240" w:lineRule="auto"/>
+        <w:rPr>
+          <w:rFonts w:hint="default"/>
+          <w:lang w:val="en-US"/>
+        </w:rPr>
+      </w:pPr>
+      <w:r>
+        <w:rPr>
+          <w:rFonts w:hint="default"/>
+          <w:lang w:val="en-US"/>
+        </w:rPr>
+        <w:t>data:</w:t>
+      </w:r>
+    </w:p>
+    <w:p>
+      <w:pPr>
+        <w:spacing w:line="240" w:lineRule="auto"/>
+        <w:rPr>
+          <w:rFonts w:hint="default"/>
+          <w:lang w:val="en-US"/>
+        </w:rPr>
+      </w:pPr>
+      <w:r>
+        <w:rPr>
+          <w:rFonts w:hint="default"/>
+          <w:lang w:val="en-US"/>
+        </w:rPr>
+        <w:t xml:space="preserve">  username: eW5kdXJnYXJhbw==  #yndurgarao</w:t>
+      </w:r>
+    </w:p>
+    <w:p>
+      <w:pPr>
+        <w:spacing w:line="240" w:lineRule="auto"/>
+        <w:rPr>
+          <w:rFonts w:hint="default"/>
+          <w:lang w:val="en-US"/>
+        </w:rPr>
+      </w:pPr>
+      <w:r>
+        <w:rPr>
+          <w:rFonts w:hint="default"/>
+          <w:lang w:val="en-US"/>
+        </w:rPr>
+        <w:t xml:space="preserve">  password: WW5kQFJlbnVrYTAyMDg=  </w:t>
+      </w:r>
+    </w:p>
+    <w:p>
+      <w:pPr>
+        <w:spacing w:line="240" w:lineRule="auto"/>
+        <w:rPr>
+          <w:rFonts w:hint="default"/>
+          <w:lang w:val="en-US"/>
+        </w:rPr>
+      </w:pPr>
+      <w:r>
+        <w:rPr>
+          <w:rFonts w:hint="default"/>
+          <w:lang w:val="en-US"/>
+        </w:rPr>
+        <w:t>[root@ip-10-20-10-27 ec2-user]#</w:t>
+      </w:r>
+    </w:p>
+    <w:p>
+      <w:pPr>
+        <w:spacing w:line="240" w:lineRule="auto"/>
+        <w:rPr>
+          <w:rFonts w:hint="default"/>
+          <w:lang w:val="en-US"/>
+        </w:rPr>
+      </w:pPr>
+    </w:p>
+    <w:p>
+      <w:pPr>
+        <w:spacing w:line="240" w:lineRule="auto"/>
+        <w:rPr>
+          <w:rFonts w:hint="default"/>
+          <w:lang w:val="en-US"/>
+        </w:rPr>
+      </w:pPr>
+      <w:r>
+        <w:rPr>
+          <w:rFonts w:hint="default"/>
+          <w:lang w:val="en-US"/>
+        </w:rPr>
+        <w:t>[root@ip-10-20-10-27 ec2-user]# cat pod1.yaml</w:t>
+      </w:r>
+    </w:p>
+    <w:p>
+      <w:pPr>
+        <w:spacing w:line="240" w:lineRule="auto"/>
+        <w:rPr>
+          <w:rFonts w:hint="default"/>
+          <w:lang w:val="en-US"/>
+        </w:rPr>
+      </w:pPr>
+      <w:r>
+        <w:rPr>
+          <w:rFonts w:hint="default"/>
+          <w:lang w:val="en-US"/>
+        </w:rPr>
+        <w:t>apiVersion: v1</w:t>
+      </w:r>
+    </w:p>
+    <w:p>
+      <w:pPr>
+        <w:spacing w:line="240" w:lineRule="auto"/>
+        <w:rPr>
+          <w:rFonts w:hint="default"/>
+          <w:lang w:val="en-US"/>
+        </w:rPr>
+      </w:pPr>
+      <w:r>
+        <w:rPr>
+          <w:rFonts w:hint="default"/>
+          <w:lang w:val="en-US"/>
+        </w:rPr>
+        <w:t>kind: Pod</w:t>
+      </w:r>
+    </w:p>
+    <w:p>
+      <w:pPr>
+        <w:spacing w:line="240" w:lineRule="auto"/>
+        <w:rPr>
+          <w:rFonts w:hint="default"/>
+          <w:lang w:val="en-US"/>
+        </w:rPr>
+      </w:pPr>
+      <w:r>
+        <w:rPr>
+          <w:rFonts w:hint="default"/>
+          <w:lang w:val="en-US"/>
+        </w:rPr>
+        <w:t>metadata:</w:t>
+      </w:r>
+    </w:p>
+    <w:p>
+      <w:pPr>
+        <w:spacing w:line="240" w:lineRule="auto"/>
+        <w:rPr>
+          <w:rFonts w:hint="default"/>
+          <w:lang w:val="en-US"/>
+        </w:rPr>
+      </w:pPr>
+      <w:r>
+        <w:rPr>
+          <w:rFonts w:hint="default"/>
+          <w:lang w:val="en-US"/>
+        </w:rPr>
+        <w:t xml:space="preserve">  name: secret-pod</w:t>
+      </w:r>
+    </w:p>
+    <w:p>
+      <w:pPr>
+        <w:spacing w:line="240" w:lineRule="auto"/>
+        <w:rPr>
+          <w:rFonts w:hint="default"/>
+          <w:lang w:val="en-US"/>
+        </w:rPr>
+      </w:pPr>
+      <w:r>
+        <w:rPr>
+          <w:rFonts w:hint="default"/>
+          <w:lang w:val="en-US"/>
+        </w:rPr>
+        <w:t xml:space="preserve">  labels:</w:t>
+      </w:r>
+    </w:p>
+    <w:p>
+      <w:pPr>
+        <w:spacing w:line="240" w:lineRule="auto"/>
+        <w:rPr>
+          <w:rFonts w:hint="default"/>
+          <w:lang w:val="en-US"/>
+        </w:rPr>
+      </w:pPr>
+      <w:r>
+        <w:rPr>
+          <w:rFonts w:hint="default"/>
+          <w:lang w:val="en-US"/>
+        </w:rPr>
+        <w:t xml:space="preserve">    type: secret-test</w:t>
+      </w:r>
+    </w:p>
+    <w:p>
+      <w:pPr>
+        <w:spacing w:line="240" w:lineRule="auto"/>
+        <w:rPr>
+          <w:rFonts w:hint="default"/>
+          <w:lang w:val="en-US"/>
+        </w:rPr>
+      </w:pPr>
+      <w:r>
+        <w:rPr>
+          <w:rFonts w:hint="default"/>
+          <w:lang w:val="en-US"/>
+        </w:rPr>
+        <w:t xml:space="preserve">    client: YND</w:t>
+      </w:r>
+    </w:p>
+    <w:p>
+      <w:pPr>
+        <w:spacing w:line="240" w:lineRule="auto"/>
+        <w:rPr>
+          <w:rFonts w:hint="default"/>
+          <w:lang w:val="en-US"/>
+        </w:rPr>
+      </w:pPr>
+      <w:r>
+        <w:rPr>
+          <w:rFonts w:hint="default"/>
+          <w:lang w:val="en-US"/>
+        </w:rPr>
+        <w:t>spec:</w:t>
+      </w:r>
+    </w:p>
+    <w:p>
+      <w:pPr>
+        <w:spacing w:line="240" w:lineRule="auto"/>
+        <w:rPr>
+          <w:rFonts w:hint="default"/>
+          <w:lang w:val="en-US"/>
+        </w:rPr>
+      </w:pPr>
+      <w:r>
+        <w:rPr>
+          <w:rFonts w:hint="default"/>
+          <w:lang w:val="en-US"/>
+        </w:rPr>
+        <w:t xml:space="preserve">  containers:</w:t>
+      </w:r>
+    </w:p>
+    <w:p>
+      <w:pPr>
+        <w:spacing w:line="240" w:lineRule="auto"/>
+        <w:rPr>
+          <w:rFonts w:hint="default"/>
+          <w:lang w:val="en-US"/>
+        </w:rPr>
+      </w:pPr>
+      <w:r>
+        <w:rPr>
+          <w:rFonts w:hint="default"/>
+          <w:lang w:val="en-US"/>
+        </w:rPr>
+        <w:t xml:space="preserve">    - name: pod-secret</w:t>
+      </w:r>
+    </w:p>
+    <w:p>
+      <w:pPr>
+        <w:spacing w:line="240" w:lineRule="auto"/>
+        <w:rPr>
+          <w:rFonts w:hint="default"/>
+          <w:lang w:val="en-US"/>
+        </w:rPr>
+      </w:pPr>
+      <w:r>
+        <w:rPr>
+          <w:rFonts w:hint="default"/>
+          <w:lang w:val="en-US"/>
+        </w:rPr>
+        <w:t xml:space="preserve">      image: ubuntu:22.04</w:t>
+      </w:r>
+    </w:p>
+    <w:p>
+      <w:pPr>
+        <w:spacing w:line="240" w:lineRule="auto"/>
+        <w:rPr>
+          <w:rFonts w:hint="default"/>
+          <w:lang w:val="en-US"/>
+        </w:rPr>
+      </w:pPr>
+      <w:r>
+        <w:rPr>
+          <w:rFonts w:hint="default"/>
+          <w:lang w:val="en-US"/>
+        </w:rPr>
+        <w:t xml:space="preserve">      command: ["sleep", "infinity"]</w:t>
+      </w:r>
+    </w:p>
+    <w:p>
+      <w:pPr>
+        <w:spacing w:line="240" w:lineRule="auto"/>
+        <w:rPr>
+          <w:rFonts w:hint="default"/>
+          <w:lang w:val="en-US"/>
+        </w:rPr>
+      </w:pPr>
+      <w:r>
+        <w:rPr>
+          <w:rFonts w:hint="default"/>
+          <w:lang w:val="en-US"/>
+        </w:rPr>
+        <w:t xml:space="preserve">      volumeMounts:</w:t>
+      </w:r>
+    </w:p>
+    <w:p>
+      <w:pPr>
+        <w:spacing w:line="240" w:lineRule="auto"/>
+        <w:rPr>
+          <w:rFonts w:hint="default"/>
+          <w:lang w:val="en-US"/>
+        </w:rPr>
+      </w:pPr>
+      <w:r>
+        <w:rPr>
+          <w:rFonts w:hint="default"/>
+          <w:lang w:val="en-US"/>
+        </w:rPr>
+        <w:t xml:space="preserve">        - name: myvolume</w:t>
+      </w:r>
+    </w:p>
+    <w:p>
+      <w:pPr>
+        <w:spacing w:line="240" w:lineRule="auto"/>
+        <w:rPr>
+          <w:rFonts w:hint="default"/>
+          <w:lang w:val="en-US"/>
+        </w:rPr>
+      </w:pPr>
+      <w:r>
+        <w:rPr>
+          <w:rFonts w:hint="default"/>
+          <w:lang w:val="en-US"/>
+        </w:rPr>
+        <w:t xml:space="preserve">          mountPath: /secret</w:t>
+      </w:r>
+    </w:p>
+    <w:p>
+      <w:pPr>
+        <w:spacing w:line="240" w:lineRule="auto"/>
+        <w:rPr>
+          <w:rFonts w:hint="default"/>
+          <w:lang w:val="en-US"/>
+        </w:rPr>
+      </w:pPr>
+      <w:r>
+        <w:rPr>
+          <w:rFonts w:hint="default"/>
+          <w:lang w:val="en-US"/>
+        </w:rPr>
+        <w:t xml:space="preserve">          readOnly: true</w:t>
+      </w:r>
+    </w:p>
+    <w:p>
+      <w:pPr>
+        <w:spacing w:line="240" w:lineRule="auto"/>
+        <w:rPr>
+          <w:rFonts w:hint="default"/>
+          <w:lang w:val="en-US"/>
+        </w:rPr>
+      </w:pPr>
+      <w:r>
+        <w:rPr>
+          <w:rFonts w:hint="default"/>
+          <w:lang w:val="en-US"/>
+        </w:rPr>
+        <w:t xml:space="preserve">  volumes:</w:t>
+      </w:r>
+    </w:p>
+    <w:p>
+      <w:pPr>
+        <w:spacing w:line="240" w:lineRule="auto"/>
+        <w:rPr>
+          <w:rFonts w:hint="default"/>
+          <w:lang w:val="en-US"/>
+        </w:rPr>
+      </w:pPr>
+      <w:r>
+        <w:rPr>
+          <w:rFonts w:hint="default"/>
+          <w:lang w:val="en-US"/>
+        </w:rPr>
+        <w:t xml:space="preserve">    - name: myvolume</w:t>
+      </w:r>
+    </w:p>
+    <w:p>
+      <w:pPr>
+        <w:spacing w:line="240" w:lineRule="auto"/>
+        <w:rPr>
+          <w:rFonts w:hint="default"/>
+          <w:lang w:val="en-US"/>
+        </w:rPr>
+      </w:pPr>
+      <w:r>
+        <w:rPr>
+          <w:rFonts w:hint="default"/>
+          <w:lang w:val="en-US"/>
+        </w:rPr>
+        <w:t xml:space="preserve">      secret:</w:t>
+      </w:r>
+    </w:p>
+    <w:p>
+      <w:pPr>
+        <w:spacing w:line="240" w:lineRule="auto"/>
+        <w:rPr>
+          <w:rFonts w:hint="default"/>
+          <w:lang w:val="en-US"/>
+        </w:rPr>
+      </w:pPr>
+      <w:r>
+        <w:rPr>
+          <w:rFonts w:hint="default"/>
+          <w:lang w:val="en-US"/>
+        </w:rPr>
+        <w:t xml:space="preserve">        secretName: mysecret</w:t>
+      </w:r>
+    </w:p>
+    <w:p>
+      <w:pPr>
+        <w:spacing w:line="240" w:lineRule="auto"/>
+        <w:rPr>
+          <w:rFonts w:hint="default"/>
+          <w:lang w:val="en-US"/>
+        </w:rPr>
+      </w:pPr>
+    </w:p>
+    <w:p>
+      <w:pPr>
+        <w:spacing w:line="240" w:lineRule="auto"/>
+        <w:rPr>
+          <w:rFonts w:hint="default"/>
+          <w:lang w:val="en-US"/>
+        </w:rPr>
       </w:pPr>
       <w:bookmarkStart w:id="0" w:name="_GoBack"/>
-      <w:r>
-        <w:drawing>
-          <wp:inline distT="0" distB="0" distL="0" distR="0">
-            <wp:extent cx="5943600" cy="2169160"/>
-            <wp:effectExtent l="0" t="0" r="0" b="2540"/>
-            <wp:docPr id="388466794" name="Picture 1"/>
-            <wp:cNvGraphicFramePr>
-              <a:graphicFrameLocks xmlns:a="http://schemas.openxmlformats.org/drawingml/2006/main" noChangeAspect="1"/>
-            </wp:cNvGraphicFramePr>
-            <a:graphic xmlns:a="http://schemas.openxmlformats.org/drawingml/2006/main">
-              <a:graphicData uri="http://schemas.openxmlformats.org/drawingml/2006/picture">
-                <pic:pic xmlns:pic="http://schemas.openxmlformats.org/drawingml/2006/picture">
-                  <pic:nvPicPr>
-                    <pic:cNvPr id="388466794" name="Picture 1"/>
-                    <pic:cNvPicPr>
-                      <a:picLocks noChangeAspect="1"/>
-                    </pic:cNvPicPr>
-                  </pic:nvPicPr>
-                  <pic:blipFill>
-                    <a:blip r:embed="rId8"/>
-                    <a:stretch>
-                      <a:fillRect/>
-                    </a:stretch>
-                  </pic:blipFill>
-                  <pic:spPr>
-                    <a:xfrm>
-                      <a:off x="0" y="0"/>
-                      <a:ext cx="5943600" cy="2169160"/>
-                    </a:xfrm>
-                    <a:prstGeom prst="rect">
-                      <a:avLst/>
-                    </a:prstGeom>
-                  </pic:spPr>
-                </pic:pic>
-              </a:graphicData>
-            </a:graphic>
-          </wp:inline>
-        </w:drawing>
-      </w:r>
       <w:bookmarkEnd w:id="0"/>
-    </w:p>
-    <w:p>
-      <w:pPr>
-        <w:spacing w:line="240" w:lineRule="auto"/>
-      </w:pPr>
-    </w:p>
-    <w:p>
-      <w:pPr>
-        <w:spacing w:line="240" w:lineRule="auto"/>
-        <w:jc w:val="center"/>
-      </w:pPr>
-    </w:p>
-    <w:p>
-      <w:pPr>
-        <w:spacing w:line="240" w:lineRule="auto"/>
-      </w:pPr>
-    </w:p>
-    <w:p>
-      <w:pPr>
-        <w:spacing w:line="240" w:lineRule="auto"/>
-      </w:pPr>
-    </w:p>
-    <w:p>
-      <w:pPr>
-        <w:spacing w:line="240" w:lineRule="auto"/>
-      </w:pPr>
     </w:p>
     <w:p>
       <w:pPr>
@@ -3558,7 +4708,7 @@
     <w:lsdException w:qFormat="1" w:unhideWhenUsed="0" w:uiPriority="0" w:semiHidden="0" w:name="Normal"/>
     <w:lsdException w:qFormat="1" w:unhideWhenUsed="0" w:uiPriority="9" w:semiHidden="0" w:name="heading 1"/>
     <w:lsdException w:qFormat="1" w:uiPriority="9" w:semiHidden="0" w:name="heading 2"/>
-    <w:lsdException w:qFormat="1" w:uiPriority="9" w:name="heading 3"/>
+    <w:lsdException w:qFormat="1" w:uiPriority="9" w:semiHidden="0" w:name="heading 3"/>
     <w:lsdException w:qFormat="1" w:uiPriority="9" w:name="heading 4"/>
     <w:lsdException w:qFormat="1" w:uiPriority="9" w:name="heading 5"/>
     <w:lsdException w:qFormat="1" w:uiPriority="9" w:name="heading 6"/>
@@ -3620,7 +4770,7 @@
     <w:lsdException w:qFormat="1" w:unhideWhenUsed="0" w:uiPriority="10" w:semiHidden="0" w:name="Title"/>
     <w:lsdException w:uiPriority="99" w:name="Closing"/>
     <w:lsdException w:uiPriority="99" w:name="Signature"/>
-    <w:lsdException w:uiPriority="1" w:semiHidden="0" w:name="Default Paragraph Font"/>
+    <w:lsdException w:qFormat="1" w:uiPriority="1" w:semiHidden="0" w:name="Default Paragraph Font"/>
     <w:lsdException w:uiPriority="99" w:name="Body Text"/>
     <w:lsdException w:uiPriority="99" w:name="Body Text Indent"/>
     <w:lsdException w:uiPriority="99" w:name="List Continue"/>
@@ -3870,7 +5020,6 @@
     <w:basedOn w:val="1"/>
     <w:next w:val="1"/>
     <w:link w:val="17"/>
-    <w:semiHidden/>
     <w:unhideWhenUsed/>
     <w:qFormat/>
     <w:uiPriority w:val="9"/>
@@ -4048,6 +5197,7 @@
   <w:style w:type="character" w:default="1" w:styleId="11">
     <w:name w:val="Default Paragraph Font"/>
     <w:unhideWhenUsed/>
+    <w:qFormat/>
     <w:uiPriority w:val="1"/>
   </w:style>
   <w:style w:type="table" w:default="1" w:styleId="12">
